--- a/docs/collaboration/2026-09-15-拍摄风格拆解.docx
+++ b/docs/collaboration/2026-09-15-拍摄风格拆解.docx
@@ -43,7 +43,7 @@
           <w:sz w:val="19"/>
           <w:szCs w:val="19"/>
         </w:rPr>
-        <w:t xml:space="preserve">依据：甲方圈选的雷茵五金 PDF 三张 + 凯理 2025 产品图册（108 页）中的六个跨页。</w:t>
+        <w:t xml:space="preserve">依据：甲方圈选的雷茵五金 PDF 三张 + 凯理 2025 产品图册（108 页）中的二十余个跨页。</w:t>
       </w:r>
     </w:p>
     <w:p>
@@ -425,7 +425,7 @@
           <w:b/>
           <w:bCs/>
         </w:rPr>
-        <w:t xml:space="preserve">一、场景不是三种，是八种</w:t>
+        <w:t xml:space="preserve">一、不是「几种场景」，是一套可组合的零件</w:t>
       </w:r>
     </w:p>
     <w:p>
@@ -436,7 +436,34 @@
         <w:rPr>
           <w:rFonts w:ascii="Microsoft YaHei" w:cs="Microsoft YaHei" w:eastAsia="Microsoft YaHei" w:hAnsi="Microsoft YaHei"/>
         </w:rPr>
-        <w:t xml:space="preserve">看全之后规律很清楚：每一张只有一个「道具家族」。一根树枝、一片罗纹玻璃、一个木框、一摞书、几段原木、一块石板。从不出现两个。道具永远是天然或中性材料，不带品牌、不带可读文字。</w:t>
+        <w:t xml:space="preserve">甲方陆续给了二十多个跨页。看完之后，按场景分类的写法不对 —— 它们不是二十种布景，是三层结构里换零件：背景层（一块色调平面，或一道靠光打出来的渐变）、道具层（恰好一件）、地面层（物件真正站立的那个平面）。换掉任意一层就得到一张「新」的图。</w:t>
+      </w:r>
+    </w:p>
+    <w:p>
+      <w:pPr>
+        <w:spacing w:after="120"/>
+      </w:pPr>
+      <w:r>
+        <w:rPr>
+          <w:rFonts w:ascii="Microsoft YaHei" w:cs="Microsoft YaHei" w:eastAsia="Microsoft YaHei" w:hAnsi="Microsoft YaHei"/>
+          <w:b/>
+          <w:bCs/>
+        </w:rPr>
+        <w:t xml:space="preserve">所以给 Codex 的不是二十个配方，是一张零件表。</w:t>
+      </w:r>
+    </w:p>
+    <w:p>
+      <w:pPr>
+        <w:pStyle w:val="Heading2"/>
+        <w:spacing w:after="140" w:before="280"/>
+      </w:pPr>
+      <w:r>
+        <w:rPr>
+          <w:rFonts w:ascii="Microsoft YaHei" w:cs="Microsoft YaHei" w:eastAsia="Microsoft YaHei" w:hAnsi="Microsoft YaHei"/>
+          <w:b/>
+          <w:bCs/>
+        </w:rPr>
+        <w:t xml:space="preserve">地面：物件站在什么上面</w:t>
       </w:r>
     </w:p>
     <w:tbl>
@@ -452,12 +479,9 @@
         </w:tblBorders>
       </w:tblPr>
       <w:tblGrid>
-        <w:gridCol w:w="620"/>
-        <w:gridCol w:w="1500"/>
-        <w:gridCol w:w="2100"/>
-        <w:gridCol w:w="2100"/>
-        <w:gridCol w:w="1400"/>
-        <w:gridCol w:w="1306"/>
+        <w:gridCol w:w="2200"/>
+        <w:gridCol w:w="1100"/>
+        <w:gridCol w:w="5726"/>
       </w:tblGrid>
       <w:tr>
         <w:trPr>
@@ -465,7 +489,7 @@
         </w:trPr>
         <w:tc>
           <w:tcPr>
-            <w:tcW w:type="dxa" w:w="620"/>
+            <w:tcW w:type="dxa" w:w="2200"/>
             <w:shd w:fill="EFEFEF" w:val="clear"/>
           </w:tcPr>
           <w:p>
@@ -480,13 +504,13 @@
                 <w:sz w:val="18"/>
                 <w:szCs w:val="18"/>
               </w:rPr>
-              <w:t xml:space="preserve"/>
-            </w:r>
-          </w:p>
-        </w:tc>
-        <w:tc>
-          <w:tcPr>
-            <w:tcW w:type="dxa" w:w="1500"/>
+              <w:t xml:space="preserve">材质</w:t>
+            </w:r>
+          </w:p>
+        </w:tc>
+        <w:tc>
+          <w:tcPr>
+            <w:tcW w:type="dxa" w:w="1100"/>
             <w:shd w:fill="EFEFEF" w:val="clear"/>
           </w:tcPr>
           <w:p>
@@ -501,13 +525,13 @@
                 <w:sz w:val="18"/>
                 <w:szCs w:val="18"/>
               </w:rPr>
-              <w:t xml:space="preserve">代号</w:t>
-            </w:r>
-          </w:p>
-        </w:tc>
-        <w:tc>
-          <w:tcPr>
-            <w:tcW w:type="dxa" w:w="2100"/>
+              <w:t xml:space="preserve">出现次数</w:t>
+            </w:r>
+          </w:p>
+        </w:tc>
+        <w:tc>
+          <w:tcPr>
+            <w:tcW w:type="dxa" w:w="5726"/>
             <w:shd w:fill="EFEFEF" w:val="clear"/>
           </w:tcPr>
           <w:p>
@@ -522,70 +546,7 @@
                 <w:sz w:val="18"/>
                 <w:szCs w:val="18"/>
               </w:rPr>
-              <w:t xml:space="preserve">背景</w:t>
-            </w:r>
-          </w:p>
-        </w:tc>
-        <w:tc>
-          <w:tcPr>
-            <w:tcW w:type="dxa" w:w="2100"/>
-            <w:shd w:fill="EFEFEF" w:val="clear"/>
-          </w:tcPr>
-          <w:p>
-            <w:pPr>
-              <w:spacing w:after="60" w:before="60"/>
-            </w:pPr>
-            <w:r>
-              <w:rPr>
-                <w:rFonts w:ascii="Microsoft YaHei" w:cs="Microsoft YaHei" w:eastAsia="Microsoft YaHei" w:hAnsi="Microsoft YaHei"/>
-                <w:b/>
-                <w:bCs/>
-                <w:sz w:val="18"/>
-                <w:szCs w:val="18"/>
-              </w:rPr>
-              <w:t xml:space="preserve">道具</w:t>
-            </w:r>
-          </w:p>
-        </w:tc>
-        <w:tc>
-          <w:tcPr>
-            <w:tcW w:type="dxa" w:w="1400"/>
-            <w:shd w:fill="EFEFEF" w:val="clear"/>
-          </w:tcPr>
-          <w:p>
-            <w:pPr>
-              <w:spacing w:after="60" w:before="60"/>
-            </w:pPr>
-            <w:r>
-              <w:rPr>
-                <w:rFonts w:ascii="Microsoft YaHei" w:cs="Microsoft YaHei" w:eastAsia="Microsoft YaHei" w:hAnsi="Microsoft YaHei"/>
-                <w:b/>
-                <w:bCs/>
-                <w:sz w:val="18"/>
-                <w:szCs w:val="18"/>
-              </w:rPr>
-              <w:t xml:space="preserve">光</w:t>
-            </w:r>
-          </w:p>
-        </w:tc>
-        <w:tc>
-          <w:tcPr>
-            <w:tcW w:type="dxa" w:w="1306"/>
-            <w:shd w:fill="EFEFEF" w:val="clear"/>
-          </w:tcPr>
-          <w:p>
-            <w:pPr>
-              <w:spacing w:after="60" w:before="60"/>
-            </w:pPr>
-            <w:r>
-              <w:rPr>
-                <w:rFonts w:ascii="Microsoft YaHei" w:cs="Microsoft YaHei" w:eastAsia="Microsoft YaHei" w:hAnsi="Microsoft YaHei"/>
-                <w:b/>
-                <w:bCs/>
-                <w:sz w:val="18"/>
-                <w:szCs w:val="18"/>
-              </w:rPr>
-              <w:t xml:space="preserve">适合</w:t>
+              <w:t xml:space="preserve">配什么产品</w:t>
             </w:r>
           </w:p>
         </w:tc>
@@ -596,121 +557,61 @@
         </w:trPr>
         <w:tc>
           <w:tcPr>
-            <w:tcW w:type="dxa" w:w="620"/>
-          </w:tcPr>
-          <w:p>
-            <w:pPr>
-              <w:spacing w:after="60" w:before="60"/>
-            </w:pPr>
-            <w:r>
-              <w:rPr>
-                <w:rFonts w:ascii="Microsoft YaHei" w:cs="Microsoft YaHei" w:eastAsia="Microsoft YaHei" w:hAnsi="Microsoft YaHei"/>
-                <w:b w:val="false"/>
-                <w:bCs w:val="false"/>
-                <w:sz w:val="18"/>
-                <w:szCs w:val="18"/>
-              </w:rPr>
-              <w:t xml:space="preserve">A</w:t>
-            </w:r>
-          </w:p>
-        </w:tc>
-        <w:tc>
-          <w:tcPr>
-            <w:tcW w:type="dxa" w:w="1500"/>
-          </w:tcPr>
-          <w:p>
-            <w:pPr>
-              <w:spacing w:after="60" w:before="60"/>
-            </w:pPr>
-            <w:r>
-              <w:rPr>
-                <w:rFonts w:ascii="Microsoft YaHei" w:cs="Microsoft YaHei" w:eastAsia="Microsoft YaHei" w:hAnsi="Microsoft YaHei"/>
-                <w:b w:val="false"/>
-                <w:bCs w:val="false"/>
-                <w:sz w:val="18"/>
-                <w:szCs w:val="18"/>
-              </w:rPr>
-              <w:t xml:space="preserve">石板</w:t>
-            </w:r>
-          </w:p>
-        </w:tc>
-        <w:tc>
-          <w:tcPr>
-            <w:tcW w:type="dxa" w:w="2100"/>
-          </w:tcPr>
-          <w:p>
-            <w:pPr>
-              <w:spacing w:after="60" w:before="60"/>
-            </w:pPr>
-            <w:r>
-              <w:rPr>
-                <w:rFonts w:ascii="Microsoft YaHei" w:cs="Microsoft YaHei" w:eastAsia="Microsoft YaHei" w:hAnsi="Microsoft YaHei"/>
-                <w:b w:val="false"/>
-                <w:bCs w:val="false"/>
-                <w:sz w:val="18"/>
-                <w:szCs w:val="18"/>
-              </w:rPr>
-              <w:t xml:space="preserve">浅灰无缝＋右侧略深竖块</w:t>
-            </w:r>
-          </w:p>
-        </w:tc>
-        <w:tc>
-          <w:tcPr>
-            <w:tcW w:type="dxa" w:w="2100"/>
-          </w:tcPr>
-          <w:p>
-            <w:pPr>
-              <w:spacing w:after="60" w:before="60"/>
-            </w:pPr>
-            <w:r>
-              <w:rPr>
-                <w:rFonts w:ascii="Microsoft YaHei" w:cs="Microsoft YaHei" w:eastAsia="Microsoft YaHei" w:hAnsi="Microsoft YaHei"/>
-                <w:b w:val="false"/>
-                <w:bCs w:val="false"/>
-                <w:sz w:val="18"/>
-                <w:szCs w:val="18"/>
-              </w:rPr>
-              <w:t xml:space="preserve">深灰大理石板斜置，白石筋</w:t>
-            </w:r>
-          </w:p>
-        </w:tc>
-        <w:tc>
-          <w:tcPr>
-            <w:tcW w:type="dxa" w:w="1400"/>
-          </w:tcPr>
-          <w:p>
-            <w:pPr>
-              <w:spacing w:after="60" w:before="60"/>
-            </w:pPr>
-            <w:r>
-              <w:rPr>
-                <w:rFonts w:ascii="Microsoft YaHei" w:cs="Microsoft YaHei" w:eastAsia="Microsoft YaHei" w:hAnsi="Microsoft YaHei"/>
-                <w:b w:val="false"/>
-                <w:bCs w:val="false"/>
-                <w:sz w:val="18"/>
-                <w:szCs w:val="18"/>
-              </w:rPr>
-              <w:t xml:space="preserve">左上大柔光，影朝右下</w:t>
-            </w:r>
-          </w:p>
-        </w:tc>
-        <w:tc>
-          <w:tcPr>
-            <w:tcW w:type="dxa" w:w="1306"/>
-          </w:tcPr>
-          <w:p>
-            <w:pPr>
-              <w:spacing w:after="60" w:before="60"/>
-            </w:pPr>
-            <w:r>
-              <w:rPr>
-                <w:rFonts w:ascii="Microsoft YaHei" w:cs="Microsoft YaHei" w:eastAsia="Microsoft YaHei" w:hAnsi="Microsoft YaHei"/>
-                <w:b w:val="false"/>
-                <w:bCs w:val="false"/>
-                <w:sz w:val="18"/>
-                <w:szCs w:val="18"/>
-              </w:rPr>
-              <w:t xml:space="preserve">执手、拉手</w:t>
+            <w:tcW w:type="dxa" w:w="2200"/>
+          </w:tcPr>
+          <w:p>
+            <w:pPr>
+              <w:spacing w:after="60" w:before="60"/>
+            </w:pPr>
+            <w:r>
+              <w:rPr>
+                <w:rFonts w:ascii="Microsoft YaHei" w:cs="Microsoft YaHei" w:eastAsia="Microsoft YaHei" w:hAnsi="Microsoft YaHei"/>
+                <w:b w:val="false"/>
+                <w:bCs w:val="false"/>
+                <w:sz w:val="18"/>
+                <w:szCs w:val="18"/>
+              </w:rPr>
+              <w:t xml:space="preserve">无缝纸 / 抹灰（浅灰、米色、裸粉）</w:t>
+            </w:r>
+          </w:p>
+        </w:tc>
+        <w:tc>
+          <w:tcPr>
+            <w:tcW w:type="dxa" w:w="1100"/>
+          </w:tcPr>
+          <w:p>
+            <w:pPr>
+              <w:spacing w:after="60" w:before="60"/>
+            </w:pPr>
+            <w:r>
+              <w:rPr>
+                <w:rFonts w:ascii="Microsoft YaHei" w:cs="Microsoft YaHei" w:eastAsia="Microsoft YaHei" w:hAnsi="Microsoft YaHei"/>
+                <w:b w:val="false"/>
+                <w:bCs w:val="false"/>
+                <w:sz w:val="18"/>
+                <w:szCs w:val="18"/>
+              </w:rPr>
+              <w:t xml:space="preserve">最多</w:t>
+            </w:r>
+          </w:p>
+        </w:tc>
+        <w:tc>
+          <w:tcPr>
+            <w:tcW w:type="dxa" w:w="5726"/>
+          </w:tcPr>
+          <w:p>
+            <w:pPr>
+              <w:spacing w:after="60" w:before="60"/>
+            </w:pPr>
+            <w:r>
+              <w:rPr>
+                <w:rFonts w:ascii="Microsoft YaHei" w:cs="Microsoft YaHei" w:eastAsia="Microsoft YaHei" w:hAnsi="Microsoft YaHei"/>
+                <w:b w:val="false"/>
+                <w:bCs w:val="false"/>
+                <w:sz w:val="18"/>
+                <w:szCs w:val="18"/>
+              </w:rPr>
+              <w:t xml:space="preserve">通用</w:t>
             </w:r>
           </w:p>
         </w:tc>
@@ -721,121 +622,61 @@
         </w:trPr>
         <w:tc>
           <w:tcPr>
-            <w:tcW w:type="dxa" w:w="620"/>
-          </w:tcPr>
-          <w:p>
-            <w:pPr>
-              <w:spacing w:after="60" w:before="60"/>
-            </w:pPr>
-            <w:r>
-              <w:rPr>
-                <w:rFonts w:ascii="Microsoft YaHei" w:cs="Microsoft YaHei" w:eastAsia="Microsoft YaHei" w:hAnsi="Microsoft YaHei"/>
-                <w:b w:val="false"/>
-                <w:bCs w:val="false"/>
-                <w:sz w:val="18"/>
-                <w:szCs w:val="18"/>
-              </w:rPr>
-              <w:t xml:space="preserve">B</w:t>
-            </w:r>
-          </w:p>
-        </w:tc>
-        <w:tc>
-          <w:tcPr>
-            <w:tcW w:type="dxa" w:w="1500"/>
-          </w:tcPr>
-          <w:p>
-            <w:pPr>
-              <w:spacing w:after="60" w:before="60"/>
-            </w:pPr>
-            <w:r>
-              <w:rPr>
-                <w:rFonts w:ascii="Microsoft YaHei" w:cs="Microsoft YaHei" w:eastAsia="Microsoft YaHei" w:hAnsi="Microsoft YaHei"/>
-                <w:b w:val="false"/>
-                <w:bCs w:val="false"/>
-                <w:sz w:val="18"/>
-                <w:szCs w:val="18"/>
-              </w:rPr>
-              <w:t xml:space="preserve">布面</w:t>
-            </w:r>
-          </w:p>
-        </w:tc>
-        <w:tc>
-          <w:tcPr>
-            <w:tcW w:type="dxa" w:w="2100"/>
-          </w:tcPr>
-          <w:p>
-            <w:pPr>
-              <w:spacing w:after="60" w:before="60"/>
-            </w:pPr>
-            <w:r>
-              <w:rPr>
-                <w:rFonts w:ascii="Microsoft YaHei" w:cs="Microsoft YaHei" w:eastAsia="Microsoft YaHei" w:hAnsi="Microsoft YaHei"/>
-                <w:b w:val="false"/>
-                <w:bCs w:val="false"/>
-                <w:sz w:val="18"/>
-                <w:szCs w:val="18"/>
-              </w:rPr>
-              <w:t xml:space="preserve">米色垂坠织物</w:t>
-            </w:r>
-          </w:p>
-        </w:tc>
-        <w:tc>
-          <w:tcPr>
-            <w:tcW w:type="dxa" w:w="2100"/>
-          </w:tcPr>
-          <w:p>
-            <w:pPr>
-              <w:spacing w:after="60" w:before="60"/>
-            </w:pPr>
-            <w:r>
-              <w:rPr>
-                <w:rFonts w:ascii="Microsoft YaHei" w:cs="Microsoft YaHei" w:eastAsia="Microsoft YaHei" w:hAnsi="Microsoft YaHei"/>
-                <w:b w:val="false"/>
-                <w:bCs w:val="false"/>
-                <w:sz w:val="18"/>
-                <w:szCs w:val="18"/>
-              </w:rPr>
-              <w:t xml:space="preserve">浅豆绿圆盘＋浅灰石球</w:t>
-            </w:r>
-          </w:p>
-        </w:tc>
-        <w:tc>
-          <w:tcPr>
-            <w:tcW w:type="dxa" w:w="1400"/>
-          </w:tcPr>
-          <w:p>
-            <w:pPr>
-              <w:spacing w:after="60" w:before="60"/>
-            </w:pPr>
-            <w:r>
-              <w:rPr>
-                <w:rFonts w:ascii="Microsoft YaHei" w:cs="Microsoft YaHei" w:eastAsia="Microsoft YaHei" w:hAnsi="Microsoft YaHei"/>
-                <w:b w:val="false"/>
-                <w:bCs w:val="false"/>
-                <w:sz w:val="18"/>
-                <w:szCs w:val="18"/>
-              </w:rPr>
-              <w:t xml:space="preserve">顶偏左柔光</w:t>
-            </w:r>
-          </w:p>
-        </w:tc>
-        <w:tc>
-          <w:tcPr>
-            <w:tcW w:type="dxa" w:w="1306"/>
-          </w:tcPr>
-          <w:p>
-            <w:pPr>
-              <w:spacing w:after="60" w:before="60"/>
-            </w:pPr>
-            <w:r>
-              <w:rPr>
-                <w:rFonts w:ascii="Microsoft YaHei" w:cs="Microsoft YaHei" w:eastAsia="Microsoft YaHei" w:hAnsi="Microsoft YaHei"/>
-                <w:b w:val="false"/>
-                <w:bCs w:val="false"/>
-                <w:sz w:val="18"/>
-                <w:szCs w:val="18"/>
-              </w:rPr>
-              <w:t xml:space="preserve">锁芯、小件散置</w:t>
+            <w:tcW w:type="dxa" w:w="2200"/>
+          </w:tcPr>
+          <w:p>
+            <w:pPr>
+              <w:spacing w:after="60" w:before="60"/>
+            </w:pPr>
+            <w:r>
+              <w:rPr>
+                <w:rFonts w:ascii="Microsoft YaHei" w:cs="Microsoft YaHei" w:eastAsia="Microsoft YaHei" w:hAnsi="Microsoft YaHei"/>
+                <w:b w:val="false"/>
+                <w:bCs w:val="false"/>
+                <w:sz w:val="18"/>
+                <w:szCs w:val="18"/>
+              </w:rPr>
+              <w:t xml:space="preserve">深色橡木（拉丝木纹）</w:t>
+            </w:r>
+          </w:p>
+        </w:tc>
+        <w:tc>
+          <w:tcPr>
+            <w:tcW w:type="dxa" w:w="1100"/>
+          </w:tcPr>
+          <w:p>
+            <w:pPr>
+              <w:spacing w:after="60" w:before="60"/>
+            </w:pPr>
+            <w:r>
+              <w:rPr>
+                <w:rFonts w:ascii="Microsoft YaHei" w:cs="Microsoft YaHei" w:eastAsia="Microsoft YaHei" w:hAnsi="Microsoft YaHei"/>
+                <w:b w:val="false"/>
+                <w:bCs w:val="false"/>
+                <w:sz w:val="18"/>
+                <w:szCs w:val="18"/>
+              </w:rPr>
+              <w:t xml:space="preserve">3</w:t>
+            </w:r>
+          </w:p>
+        </w:tc>
+        <w:tc>
+          <w:tcPr>
+            <w:tcW w:type="dxa" w:w="5726"/>
+          </w:tcPr>
+          <w:p>
+            <w:pPr>
+              <w:spacing w:after="60" w:before="60"/>
+            </w:pPr>
+            <w:r>
+              <w:rPr>
+                <w:rFonts w:ascii="Microsoft YaHei" w:cs="Microsoft YaHei" w:eastAsia="Microsoft YaHei" w:hAnsi="Microsoft YaHei"/>
+                <w:b w:val="false"/>
+                <w:bCs w:val="false"/>
+                <w:sz w:val="18"/>
+                <w:szCs w:val="18"/>
+              </w:rPr>
+              <w:t xml:space="preserve">亮面、金色、铬色 —— 深底把亮面推出来</w:t>
             </w:r>
           </w:p>
         </w:tc>
@@ -846,121 +687,61 @@
         </w:trPr>
         <w:tc>
           <w:tcPr>
-            <w:tcW w:type="dxa" w:w="620"/>
-          </w:tcPr>
-          <w:p>
-            <w:pPr>
-              <w:spacing w:after="60" w:before="60"/>
-            </w:pPr>
-            <w:r>
-              <w:rPr>
-                <w:rFonts w:ascii="Microsoft YaHei" w:cs="Microsoft YaHei" w:eastAsia="Microsoft YaHei" w:hAnsi="Microsoft YaHei"/>
-                <w:b w:val="false"/>
-                <w:bCs w:val="false"/>
-                <w:sz w:val="18"/>
-                <w:szCs w:val="18"/>
-              </w:rPr>
-              <w:t xml:space="preserve">C</w:t>
-            </w:r>
-          </w:p>
-        </w:tc>
-        <w:tc>
-          <w:tcPr>
-            <w:tcW w:type="dxa" w:w="1500"/>
-          </w:tcPr>
-          <w:p>
-            <w:pPr>
-              <w:spacing w:after="60" w:before="60"/>
-            </w:pPr>
-            <w:r>
-              <w:rPr>
-                <w:rFonts w:ascii="Microsoft YaHei" w:cs="Microsoft YaHei" w:eastAsia="Microsoft YaHei" w:hAnsi="Microsoft YaHei"/>
-                <w:b w:val="false"/>
-                <w:bCs w:val="false"/>
-                <w:sz w:val="18"/>
-                <w:szCs w:val="18"/>
-              </w:rPr>
-              <w:t xml:space="preserve">罗纹玻璃</w:t>
-            </w:r>
-          </w:p>
-        </w:tc>
-        <w:tc>
-          <w:tcPr>
-            <w:tcW w:type="dxa" w:w="2100"/>
-          </w:tcPr>
-          <w:p>
-            <w:pPr>
-              <w:spacing w:after="60" w:before="60"/>
-            </w:pPr>
-            <w:r>
-              <w:rPr>
-                <w:rFonts w:ascii="Microsoft YaHei" w:cs="Microsoft YaHei" w:eastAsia="Microsoft YaHei" w:hAnsi="Microsoft YaHei"/>
-                <w:b w:val="false"/>
-                <w:bCs w:val="false"/>
-                <w:sz w:val="18"/>
-                <w:szCs w:val="18"/>
-              </w:rPr>
-              <w:t xml:space="preserve">暖奶油色</w:t>
-            </w:r>
-          </w:p>
-        </w:tc>
-        <w:tc>
-          <w:tcPr>
-            <w:tcW w:type="dxa" w:w="2100"/>
-          </w:tcPr>
-          <w:p>
-            <w:pPr>
-              <w:spacing w:after="60" w:before="60"/>
-            </w:pPr>
-            <w:r>
-              <w:rPr>
-                <w:rFonts w:ascii="Microsoft YaHei" w:cs="Microsoft YaHei" w:eastAsia="Microsoft YaHei" w:hAnsi="Microsoft YaHei"/>
-                <w:b w:val="false"/>
-                <w:bCs w:val="false"/>
-                <w:sz w:val="18"/>
-                <w:szCs w:val="18"/>
-              </w:rPr>
-              <w:t xml:space="preserve">竖条罗纹玻璃板＋白色圆柱台</w:t>
-            </w:r>
-          </w:p>
-        </w:tc>
-        <w:tc>
-          <w:tcPr>
-            <w:tcW w:type="dxa" w:w="1400"/>
-          </w:tcPr>
-          <w:p>
-            <w:pPr>
-              <w:spacing w:after="60" w:before="60"/>
-            </w:pPr>
-            <w:r>
-              <w:rPr>
-                <w:rFonts w:ascii="Microsoft YaHei" w:cs="Microsoft YaHei" w:eastAsia="Microsoft YaHei" w:hAnsi="Microsoft YaHei"/>
-                <w:b w:val="false"/>
-                <w:bCs w:val="false"/>
-                <w:sz w:val="18"/>
-                <w:szCs w:val="18"/>
-              </w:rPr>
-              <w:t xml:space="preserve">正面偏柔</w:t>
-            </w:r>
-          </w:p>
-        </w:tc>
-        <w:tc>
-          <w:tcPr>
-            <w:tcW w:type="dxa" w:w="1306"/>
-          </w:tcPr>
-          <w:p>
-            <w:pPr>
-              <w:spacing w:after="60" w:before="60"/>
-            </w:pPr>
-            <w:r>
-              <w:rPr>
-                <w:rFonts w:ascii="Microsoft YaHei" w:cs="Microsoft YaHei" w:eastAsia="Microsoft YaHei" w:hAnsi="Microsoft YaHei"/>
-                <w:b w:val="false"/>
-                <w:bCs w:val="false"/>
-                <w:sz w:val="18"/>
-                <w:szCs w:val="18"/>
-              </w:rPr>
-              <w:t xml:space="preserve">卫浴、长件斜倚</w:t>
+            <w:tcW w:type="dxa" w:w="2200"/>
+          </w:tcPr>
+          <w:p>
+            <w:pPr>
+              <w:spacing w:after="60" w:before="60"/>
+            </w:pPr>
+            <w:r>
+              <w:rPr>
+                <w:rFonts w:ascii="Microsoft YaHei" w:cs="Microsoft YaHei" w:eastAsia="Microsoft YaHei" w:hAnsi="Microsoft YaHei"/>
+                <w:b w:val="false"/>
+                <w:bCs w:val="false"/>
+                <w:sz w:val="18"/>
+                <w:szCs w:val="18"/>
+              </w:rPr>
+              <w:t xml:space="preserve">皮革（棕、驼、深灰）</w:t>
+            </w:r>
+          </w:p>
+        </w:tc>
+        <w:tc>
+          <w:tcPr>
+            <w:tcW w:type="dxa" w:w="1100"/>
+          </w:tcPr>
+          <w:p>
+            <w:pPr>
+              <w:spacing w:after="60" w:before="60"/>
+            </w:pPr>
+            <w:r>
+              <w:rPr>
+                <w:rFonts w:ascii="Microsoft YaHei" w:cs="Microsoft YaHei" w:eastAsia="Microsoft YaHei" w:hAnsi="Microsoft YaHei"/>
+                <w:b w:val="false"/>
+                <w:bCs w:val="false"/>
+                <w:sz w:val="18"/>
+                <w:szCs w:val="18"/>
+              </w:rPr>
+              <w:t xml:space="preserve">4</w:t>
+            </w:r>
+          </w:p>
+        </w:tc>
+        <w:tc>
+          <w:tcPr>
+            <w:tcW w:type="dxa" w:w="5726"/>
+          </w:tcPr>
+          <w:p>
+            <w:pPr>
+              <w:spacing w:after="60" w:before="60"/>
+            </w:pPr>
+            <w:r>
+              <w:rPr>
+                <w:rFonts w:ascii="Microsoft YaHei" w:cs="Microsoft YaHei" w:eastAsia="Microsoft YaHei" w:hAnsi="Microsoft YaHei"/>
+                <w:b w:val="false"/>
+                <w:bCs w:val="false"/>
+                <w:sz w:val="18"/>
+                <w:szCs w:val="18"/>
+              </w:rPr>
+              <w:t xml:space="preserve">产品本身带皮的时候，材质呼应</w:t>
             </w:r>
           </w:p>
         </w:tc>
@@ -971,121 +752,61 @@
         </w:trPr>
         <w:tc>
           <w:tcPr>
-            <w:tcW w:type="dxa" w:w="620"/>
-          </w:tcPr>
-          <w:p>
-            <w:pPr>
-              <w:spacing w:after="60" w:before="60"/>
-            </w:pPr>
-            <w:r>
-              <w:rPr>
-                <w:rFonts w:ascii="Microsoft YaHei" w:cs="Microsoft YaHei" w:eastAsia="Microsoft YaHei" w:hAnsi="Microsoft YaHei"/>
-                <w:b w:val="false"/>
-                <w:bCs w:val="false"/>
-                <w:sz w:val="18"/>
-                <w:szCs w:val="18"/>
-              </w:rPr>
-              <w:t xml:space="preserve">D</w:t>
-            </w:r>
-          </w:p>
-        </w:tc>
-        <w:tc>
-          <w:tcPr>
-            <w:tcW w:type="dxa" w:w="1500"/>
-          </w:tcPr>
-          <w:p>
-            <w:pPr>
-              <w:spacing w:after="60" w:before="60"/>
-            </w:pPr>
-            <w:r>
-              <w:rPr>
-                <w:rFonts w:ascii="Microsoft YaHei" w:cs="Microsoft YaHei" w:eastAsia="Microsoft YaHei" w:hAnsi="Microsoft YaHei"/>
-                <w:b w:val="false"/>
-                <w:bCs w:val="false"/>
-                <w:sz w:val="18"/>
-                <w:szCs w:val="18"/>
-              </w:rPr>
-              <w:t xml:space="preserve">书堆</w:t>
-            </w:r>
-          </w:p>
-        </w:tc>
-        <w:tc>
-          <w:tcPr>
-            <w:tcW w:type="dxa" w:w="2100"/>
-          </w:tcPr>
-          <w:p>
-            <w:pPr>
-              <w:spacing w:after="60" w:before="60"/>
-            </w:pPr>
-            <w:r>
-              <w:rPr>
-                <w:rFonts w:ascii="Microsoft YaHei" w:cs="Microsoft YaHei" w:eastAsia="Microsoft YaHei" w:hAnsi="Microsoft YaHei"/>
-                <w:b w:val="false"/>
-                <w:bCs w:val="false"/>
-                <w:sz w:val="18"/>
-                <w:szCs w:val="18"/>
-              </w:rPr>
-              <w:t xml:space="preserve">冷灰渐变</w:t>
-            </w:r>
-          </w:p>
-        </w:tc>
-        <w:tc>
-          <w:tcPr>
-            <w:tcW w:type="dxa" w:w="2100"/>
-          </w:tcPr>
-          <w:p>
-            <w:pPr>
-              <w:spacing w:after="60" w:before="60"/>
-            </w:pPr>
-            <w:r>
-              <w:rPr>
-                <w:rFonts w:ascii="Microsoft YaHei" w:cs="Microsoft YaHei" w:eastAsia="Microsoft YaHei" w:hAnsi="Microsoft YaHei"/>
-                <w:b w:val="false"/>
-                <w:bCs w:val="false"/>
-                <w:sz w:val="18"/>
-                <w:szCs w:val="18"/>
-              </w:rPr>
-              <w:t xml:space="preserve">一摞书，侧立</w:t>
-            </w:r>
-          </w:p>
-        </w:tc>
-        <w:tc>
-          <w:tcPr>
-            <w:tcW w:type="dxa" w:w="1400"/>
-          </w:tcPr>
-          <w:p>
-            <w:pPr>
-              <w:spacing w:after="60" w:before="60"/>
-            </w:pPr>
-            <w:r>
-              <w:rPr>
-                <w:rFonts w:ascii="Microsoft YaHei" w:cs="Microsoft YaHei" w:eastAsia="Microsoft YaHei" w:hAnsi="Microsoft YaHei"/>
-                <w:b w:val="false"/>
-                <w:bCs w:val="false"/>
-                <w:sz w:val="18"/>
-                <w:szCs w:val="18"/>
-              </w:rPr>
-              <w:t xml:space="preserve">左上柔光</w:t>
-            </w:r>
-          </w:p>
-        </w:tc>
-        <w:tc>
-          <w:tcPr>
-            <w:tcW w:type="dxa" w:w="1306"/>
-          </w:tcPr>
-          <w:p>
-            <w:pPr>
-              <w:spacing w:after="60" w:before="60"/>
-            </w:pPr>
-            <w:r>
-              <w:rPr>
-                <w:rFonts w:ascii="Microsoft YaHei" w:cs="Microsoft YaHei" w:eastAsia="Microsoft YaHei" w:hAnsi="Microsoft YaHei"/>
-                <w:b w:val="false"/>
-                <w:bCs w:val="false"/>
-                <w:sz w:val="18"/>
-                <w:szCs w:val="18"/>
-              </w:rPr>
-              <w:t xml:space="preserve">执手，一立一倚</w:t>
+            <w:tcW w:type="dxa" w:w="2200"/>
+          </w:tcPr>
+          <w:p>
+            <w:pPr>
+              <w:spacing w:after="60" w:before="60"/>
+            </w:pPr>
+            <w:r>
+              <w:rPr>
+                <w:rFonts w:ascii="Microsoft YaHei" w:cs="Microsoft YaHei" w:eastAsia="Microsoft YaHei" w:hAnsi="Microsoft YaHei"/>
+                <w:b w:val="false"/>
+                <w:bCs w:val="false"/>
+                <w:sz w:val="18"/>
+                <w:szCs w:val="18"/>
+              </w:rPr>
+              <w:t xml:space="preserve">石板 / 大理石（深灰带白筋）</w:t>
+            </w:r>
+          </w:p>
+        </w:tc>
+        <w:tc>
+          <w:tcPr>
+            <w:tcW w:type="dxa" w:w="1100"/>
+          </w:tcPr>
+          <w:p>
+            <w:pPr>
+              <w:spacing w:after="60" w:before="60"/>
+            </w:pPr>
+            <w:r>
+              <w:rPr>
+                <w:rFonts w:ascii="Microsoft YaHei" w:cs="Microsoft YaHei" w:eastAsia="Microsoft YaHei" w:hAnsi="Microsoft YaHei"/>
+                <w:b w:val="false"/>
+                <w:bCs w:val="false"/>
+                <w:sz w:val="18"/>
+                <w:szCs w:val="18"/>
+              </w:rPr>
+              <w:t xml:space="preserve">4</w:t>
+            </w:r>
+          </w:p>
+        </w:tc>
+        <w:tc>
+          <w:tcPr>
+            <w:tcW w:type="dxa" w:w="5726"/>
+          </w:tcPr>
+          <w:p>
+            <w:pPr>
+              <w:spacing w:after="60" w:before="60"/>
+            </w:pPr>
+            <w:r>
+              <w:rPr>
+                <w:rFonts w:ascii="Microsoft YaHei" w:cs="Microsoft YaHei" w:eastAsia="Microsoft YaHei" w:hAnsi="Microsoft YaHei"/>
+                <w:b w:val="false"/>
+                <w:bCs w:val="false"/>
+                <w:sz w:val="18"/>
+                <w:szCs w:val="18"/>
+              </w:rPr>
+              <w:t xml:space="preserve">执手、拉手</w:t>
             </w:r>
           </w:p>
         </w:tc>
@@ -1096,121 +817,139 @@
         </w:trPr>
         <w:tc>
           <w:tcPr>
-            <w:tcW w:type="dxa" w:w="620"/>
-          </w:tcPr>
-          <w:p>
-            <w:pPr>
-              <w:spacing w:after="60" w:before="60"/>
-            </w:pPr>
-            <w:r>
-              <w:rPr>
-                <w:rFonts w:ascii="Microsoft YaHei" w:cs="Microsoft YaHei" w:eastAsia="Microsoft YaHei" w:hAnsi="Microsoft YaHei"/>
-                <w:b w:val="false"/>
-                <w:bCs w:val="false"/>
-                <w:sz w:val="18"/>
-                <w:szCs w:val="18"/>
-              </w:rPr>
-              <w:t xml:space="preserve">E</w:t>
-            </w:r>
-          </w:p>
-        </w:tc>
-        <w:tc>
-          <w:tcPr>
-            <w:tcW w:type="dxa" w:w="1500"/>
-          </w:tcPr>
-          <w:p>
-            <w:pPr>
-              <w:spacing w:after="60" w:before="60"/>
-            </w:pPr>
-            <w:r>
-              <w:rPr>
-                <w:rFonts w:ascii="Microsoft YaHei" w:cs="Microsoft YaHei" w:eastAsia="Microsoft YaHei" w:hAnsi="Microsoft YaHei"/>
-                <w:b w:val="false"/>
-                <w:bCs w:val="false"/>
-                <w:sz w:val="18"/>
-                <w:szCs w:val="18"/>
-              </w:rPr>
-              <w:t xml:space="preserve">木框</w:t>
-            </w:r>
-          </w:p>
-        </w:tc>
-        <w:tc>
-          <w:tcPr>
-            <w:tcW w:type="dxa" w:w="2100"/>
-          </w:tcPr>
-          <w:p>
-            <w:pPr>
-              <w:spacing w:after="60" w:before="60"/>
-            </w:pPr>
-            <w:r>
-              <w:rPr>
-                <w:rFonts w:ascii="Microsoft YaHei" w:cs="Microsoft YaHei" w:eastAsia="Microsoft YaHei" w:hAnsi="Microsoft YaHei"/>
-                <w:b w:val="false"/>
-                <w:bCs w:val="false"/>
-                <w:sz w:val="18"/>
-                <w:szCs w:val="18"/>
-              </w:rPr>
-              <w:t xml:space="preserve">冷灰渐变</w:t>
-            </w:r>
-          </w:p>
-        </w:tc>
-        <w:tc>
-          <w:tcPr>
-            <w:tcW w:type="dxa" w:w="2100"/>
-          </w:tcPr>
-          <w:p>
-            <w:pPr>
-              <w:spacing w:after="60" w:before="60"/>
-            </w:pPr>
-            <w:r>
-              <w:rPr>
-                <w:rFonts w:ascii="Microsoft YaHei" w:cs="Microsoft YaHei" w:eastAsia="Microsoft YaHei" w:hAnsi="Microsoft YaHei"/>
-                <w:b w:val="false"/>
-                <w:bCs w:val="false"/>
-                <w:sz w:val="18"/>
-                <w:szCs w:val="18"/>
-              </w:rPr>
-              <w:t xml:space="preserve">浅色木框内嵌黑板</w:t>
-            </w:r>
-          </w:p>
-        </w:tc>
-        <w:tc>
-          <w:tcPr>
-            <w:tcW w:type="dxa" w:w="1400"/>
-          </w:tcPr>
-          <w:p>
-            <w:pPr>
-              <w:spacing w:after="60" w:before="60"/>
-            </w:pPr>
-            <w:r>
-              <w:rPr>
-                <w:rFonts w:ascii="Microsoft YaHei" w:cs="Microsoft YaHei" w:eastAsia="Microsoft YaHei" w:hAnsi="Microsoft YaHei"/>
-                <w:b w:val="false"/>
-                <w:bCs w:val="false"/>
-                <w:sz w:val="18"/>
-                <w:szCs w:val="18"/>
-              </w:rPr>
-              <w:t xml:space="preserve">左上柔光，影子清楚</w:t>
-            </w:r>
-          </w:p>
-        </w:tc>
-        <w:tc>
-          <w:tcPr>
-            <w:tcW w:type="dxa" w:w="1306"/>
-          </w:tcPr>
-          <w:p>
-            <w:pPr>
-              <w:spacing w:after="60" w:before="60"/>
-            </w:pPr>
-            <w:r>
-              <w:rPr>
-                <w:rFonts w:ascii="Microsoft YaHei" w:cs="Microsoft YaHei" w:eastAsia="Microsoft YaHei" w:hAnsi="Microsoft YaHei"/>
-                <w:b w:val="false"/>
-                <w:bCs w:val="false"/>
-                <w:sz w:val="18"/>
-                <w:szCs w:val="18"/>
-              </w:rPr>
-              <w:t xml:space="preserve">执手、夜锁</w:t>
+            <w:tcW w:type="dxa" w:w="2200"/>
+          </w:tcPr>
+          <w:p>
+            <w:pPr>
+              <w:spacing w:after="60" w:before="60"/>
+            </w:pPr>
+            <w:r>
+              <w:rPr>
+                <w:rFonts w:ascii="Microsoft YaHei" w:cs="Microsoft YaHei" w:eastAsia="Microsoft YaHei" w:hAnsi="Microsoft YaHei"/>
+                <w:b w:val="false"/>
+                <w:bCs w:val="false"/>
+                <w:sz w:val="18"/>
+                <w:szCs w:val="18"/>
+              </w:rPr>
+              <w:t xml:space="preserve">浅色木板 / 木框</w:t>
+            </w:r>
+          </w:p>
+        </w:tc>
+        <w:tc>
+          <w:tcPr>
+            <w:tcW w:type="dxa" w:w="1100"/>
+          </w:tcPr>
+          <w:p>
+            <w:pPr>
+              <w:spacing w:after="60" w:before="60"/>
+            </w:pPr>
+            <w:r>
+              <w:rPr>
+                <w:rFonts w:ascii="Microsoft YaHei" w:cs="Microsoft YaHei" w:eastAsia="Microsoft YaHei" w:hAnsi="Microsoft YaHei"/>
+                <w:b w:val="false"/>
+                <w:bCs w:val="false"/>
+                <w:sz w:val="18"/>
+                <w:szCs w:val="18"/>
+              </w:rPr>
+              <w:t xml:space="preserve">3</w:t>
+            </w:r>
+          </w:p>
+        </w:tc>
+        <w:tc>
+          <w:tcPr>
+            <w:tcW w:type="dxa" w:w="5726"/>
+          </w:tcPr>
+          <w:p>
+            <w:pPr>
+              <w:spacing w:after="60" w:before="60"/>
+            </w:pPr>
+            <w:r>
+              <w:rPr>
+                <w:rFonts w:ascii="Microsoft YaHei" w:cs="Microsoft YaHei" w:eastAsia="Microsoft YaHei" w:hAnsi="Microsoft YaHei"/>
+                <w:b w:val="false"/>
+                <w:bCs w:val="false"/>
+                <w:sz w:val="18"/>
+                <w:szCs w:val="18"/>
+              </w:rPr>
+              <w:t xml:space="preserve">中性，偏居家</w:t>
+            </w:r>
+          </w:p>
+        </w:tc>
+      </w:tr>
+    </w:tbl>
+    <w:p>
+      <w:pPr>
+        <w:pStyle w:val="Heading2"/>
+        <w:spacing w:after="140" w:before="280"/>
+      </w:pPr>
+      <w:r>
+        <w:rPr>
+          <w:rFonts w:ascii="Microsoft YaHei" w:cs="Microsoft YaHei" w:eastAsia="Microsoft YaHei" w:hAnsi="Microsoft YaHei"/>
+          <w:b/>
+          <w:bCs/>
+        </w:rPr>
+        <w:t xml:space="preserve">道具：恰好一件，从不出现两件</w:t>
+      </w:r>
+    </w:p>
+    <w:tbl>
+      <w:tblPr>
+        <w:tblW w:type="dxa" w:w="9026"/>
+        <w:tblBorders>
+          <w:top w:val="single" w:color="auto" w:sz="4"/>
+          <w:left w:val="single" w:color="auto" w:sz="4"/>
+          <w:bottom w:val="single" w:color="auto" w:sz="4"/>
+          <w:right w:val="single" w:color="auto" w:sz="4"/>
+          <w:insideH w:val="single" w:color="auto" w:sz="4"/>
+          <w:insideV w:val="single" w:color="auto" w:sz="4"/>
+        </w:tblBorders>
+      </w:tblPr>
+      <w:tblGrid>
+        <w:gridCol w:w="2200"/>
+        <w:gridCol w:w="6826"/>
+      </w:tblGrid>
+      <w:tr>
+        <w:trPr>
+          <w:tblHeader/>
+        </w:trPr>
+        <w:tc>
+          <w:tcPr>
+            <w:tcW w:type="dxa" w:w="2200"/>
+            <w:shd w:fill="EFEFEF" w:val="clear"/>
+          </w:tcPr>
+          <w:p>
+            <w:pPr>
+              <w:spacing w:after="60" w:before="60"/>
+            </w:pPr>
+            <w:r>
+              <w:rPr>
+                <w:rFonts w:ascii="Microsoft YaHei" w:cs="Microsoft YaHei" w:eastAsia="Microsoft YaHei" w:hAnsi="Microsoft YaHei"/>
+                <w:b/>
+                <w:bCs/>
+                <w:sz w:val="18"/>
+                <w:szCs w:val="18"/>
+              </w:rPr>
+              <w:t xml:space="preserve">道具</w:t>
+            </w:r>
+          </w:p>
+        </w:tc>
+        <w:tc>
+          <w:tcPr>
+            <w:tcW w:type="dxa" w:w="6826"/>
+            <w:shd w:fill="EFEFEF" w:val="clear"/>
+          </w:tcPr>
+          <w:p>
+            <w:pPr>
+              <w:spacing w:after="60" w:before="60"/>
+            </w:pPr>
+            <w:r>
+              <w:rPr>
+                <w:rFonts w:ascii="Microsoft YaHei" w:cs="Microsoft YaHei" w:eastAsia="Microsoft YaHei" w:hAnsi="Microsoft YaHei"/>
+                <w:b/>
+                <w:bCs/>
+                <w:sz w:val="18"/>
+                <w:szCs w:val="18"/>
+              </w:rPr>
+              <w:t xml:space="preserve">为什么有效</w:t>
             </w:r>
           </w:p>
         </w:tc>
@@ -1221,121 +960,41 @@
         </w:trPr>
         <w:tc>
           <w:tcPr>
-            <w:tcW w:type="dxa" w:w="620"/>
-          </w:tcPr>
-          <w:p>
-            <w:pPr>
-              <w:spacing w:after="60" w:before="60"/>
-            </w:pPr>
-            <w:r>
-              <w:rPr>
-                <w:rFonts w:ascii="Microsoft YaHei" w:cs="Microsoft YaHei" w:eastAsia="Microsoft YaHei" w:hAnsi="Microsoft YaHei"/>
-                <w:b w:val="false"/>
-                <w:bCs w:val="false"/>
-                <w:sz w:val="18"/>
-                <w:szCs w:val="18"/>
-              </w:rPr>
-              <w:t xml:space="preserve">F</w:t>
-            </w:r>
-          </w:p>
-        </w:tc>
-        <w:tc>
-          <w:tcPr>
-            <w:tcW w:type="dxa" w:w="1500"/>
-          </w:tcPr>
-          <w:p>
-            <w:pPr>
-              <w:spacing w:after="60" w:before="60"/>
-            </w:pPr>
-            <w:r>
-              <w:rPr>
-                <w:rFonts w:ascii="Microsoft YaHei" w:cs="Microsoft YaHei" w:eastAsia="Microsoft YaHei" w:hAnsi="Microsoft YaHei"/>
-                <w:b w:val="false"/>
-                <w:bCs w:val="false"/>
-                <w:sz w:val="18"/>
-                <w:szCs w:val="18"/>
-              </w:rPr>
-              <w:t xml:space="preserve">混凝土＋原木</w:t>
-            </w:r>
-          </w:p>
-        </w:tc>
-        <w:tc>
-          <w:tcPr>
-            <w:tcW w:type="dxa" w:w="2100"/>
-          </w:tcPr>
-          <w:p>
-            <w:pPr>
-              <w:spacing w:after="60" w:before="60"/>
-            </w:pPr>
-            <w:r>
-              <w:rPr>
-                <w:rFonts w:ascii="Microsoft YaHei" w:cs="Microsoft YaHei" w:eastAsia="Microsoft YaHei" w:hAnsi="Microsoft YaHei"/>
-                <w:b w:val="false"/>
-                <w:bCs w:val="false"/>
-                <w:sz w:val="18"/>
-                <w:szCs w:val="18"/>
-              </w:rPr>
-              <w:t xml:space="preserve">水泥/石材质感墙</w:t>
-            </w:r>
-          </w:p>
-        </w:tc>
-        <w:tc>
-          <w:tcPr>
-            <w:tcW w:type="dxa" w:w="2100"/>
-          </w:tcPr>
-          <w:p>
-            <w:pPr>
-              <w:spacing w:after="60" w:before="60"/>
-            </w:pPr>
-            <w:r>
-              <w:rPr>
-                <w:rFonts w:ascii="Microsoft YaHei" w:cs="Microsoft YaHei" w:eastAsia="Microsoft YaHei" w:hAnsi="Microsoft YaHei"/>
-                <w:b w:val="false"/>
-                <w:bCs w:val="false"/>
-                <w:sz w:val="18"/>
-                <w:szCs w:val="18"/>
-              </w:rPr>
-              <w:t xml:space="preserve">两三段圆木，横置</w:t>
-            </w:r>
-          </w:p>
-        </w:tc>
-        <w:tc>
-          <w:tcPr>
-            <w:tcW w:type="dxa" w:w="1400"/>
-          </w:tcPr>
-          <w:p>
-            <w:pPr>
-              <w:spacing w:after="60" w:before="60"/>
-            </w:pPr>
-            <w:r>
-              <w:rPr>
-                <w:rFonts w:ascii="Microsoft YaHei" w:cs="Microsoft YaHei" w:eastAsia="Microsoft YaHei" w:hAnsi="Microsoft YaHei"/>
-                <w:b w:val="false"/>
-                <w:bCs w:val="false"/>
-                <w:sz w:val="18"/>
-                <w:szCs w:val="18"/>
-              </w:rPr>
-              <w:t xml:space="preserve">顶光偏硬，质感优先</w:t>
-            </w:r>
-          </w:p>
-        </w:tc>
-        <w:tc>
-          <w:tcPr>
-            <w:tcW w:type="dxa" w:w="1306"/>
-          </w:tcPr>
-          <w:p>
-            <w:pPr>
-              <w:spacing w:after="60" w:before="60"/>
-            </w:pPr>
-            <w:r>
-              <w:rPr>
-                <w:rFonts w:ascii="Microsoft YaHei" w:cs="Microsoft YaHei" w:eastAsia="Microsoft YaHei" w:hAnsi="Microsoft YaHei"/>
-                <w:b w:val="false"/>
-                <w:bCs w:val="false"/>
-                <w:sz w:val="18"/>
-                <w:szCs w:val="18"/>
-              </w:rPr>
-              <w:t xml:space="preserve">合页、锁芯、重件</w:t>
+            <w:tcW w:type="dxa" w:w="2200"/>
+          </w:tcPr>
+          <w:p>
+            <w:pPr>
+              <w:spacing w:after="60" w:before="60"/>
+            </w:pPr>
+            <w:r>
+              <w:rPr>
+                <w:rFonts w:ascii="Microsoft YaHei" w:cs="Microsoft YaHei" w:eastAsia="Microsoft YaHei" w:hAnsi="Microsoft YaHei"/>
+                <w:b w:val="false"/>
+                <w:bCs w:val="false"/>
+                <w:sz w:val="18"/>
+                <w:szCs w:val="18"/>
+              </w:rPr>
+              <w:t xml:space="preserve">罗纹 / 竖条板</w:t>
+            </w:r>
+          </w:p>
+        </w:tc>
+        <w:tc>
+          <w:tcPr>
+            <w:tcW w:type="dxa" w:w="6826"/>
+          </w:tcPr>
+          <w:p>
+            <w:pPr>
+              <w:spacing w:after="60" w:before="60"/>
+            </w:pPr>
+            <w:r>
+              <w:rPr>
+                <w:rFonts w:ascii="Microsoft YaHei" w:cs="Microsoft YaHei" w:eastAsia="Microsoft YaHei" w:hAnsi="Microsoft YaHei"/>
+                <w:b w:val="false"/>
+                <w:bCs w:val="false"/>
+                <w:sz w:val="18"/>
+                <w:szCs w:val="18"/>
+              </w:rPr>
+              <w:t xml:space="preserve">出现五次以上，是他们的签名道具。肋条把光切成节奏，与金属的光滑面形成对照</w:t>
             </w:r>
           </w:p>
         </w:tc>
@@ -1346,121 +1005,41 @@
         </w:trPr>
         <w:tc>
           <w:tcPr>
-            <w:tcW w:type="dxa" w:w="620"/>
-          </w:tcPr>
-          <w:p>
-            <w:pPr>
-              <w:spacing w:after="60" w:before="60"/>
-            </w:pPr>
-            <w:r>
-              <w:rPr>
-                <w:rFonts w:ascii="Microsoft YaHei" w:cs="Microsoft YaHei" w:eastAsia="Microsoft YaHei" w:hAnsi="Microsoft YaHei"/>
-                <w:b w:val="false"/>
-                <w:bCs w:val="false"/>
-                <w:sz w:val="18"/>
-                <w:szCs w:val="18"/>
-              </w:rPr>
-              <w:t xml:space="preserve">G</w:t>
-            </w:r>
-          </w:p>
-        </w:tc>
-        <w:tc>
-          <w:tcPr>
-            <w:tcW w:type="dxa" w:w="1500"/>
-          </w:tcPr>
-          <w:p>
-            <w:pPr>
-              <w:spacing w:after="60" w:before="60"/>
-            </w:pPr>
-            <w:r>
-              <w:rPr>
-                <w:rFonts w:ascii="Microsoft YaHei" w:cs="Microsoft YaHei" w:eastAsia="Microsoft YaHei" w:hAnsi="Microsoft YaHei"/>
-                <w:b w:val="false"/>
-                <w:bCs w:val="false"/>
-                <w:sz w:val="18"/>
-                <w:szCs w:val="18"/>
-              </w:rPr>
-              <w:t xml:space="preserve">黑场</w:t>
-            </w:r>
-          </w:p>
-        </w:tc>
-        <w:tc>
-          <w:tcPr>
-            <w:tcW w:type="dxa" w:w="2100"/>
-          </w:tcPr>
-          <w:p>
-            <w:pPr>
-              <w:spacing w:after="60" w:before="60"/>
-            </w:pPr>
-            <w:r>
-              <w:rPr>
-                <w:rFonts w:ascii="Microsoft YaHei" w:cs="Microsoft YaHei" w:eastAsia="Microsoft YaHei" w:hAnsi="Microsoft YaHei"/>
-                <w:b w:val="false"/>
-                <w:bCs w:val="false"/>
-                <w:sz w:val="18"/>
-                <w:szCs w:val="18"/>
-              </w:rPr>
-              <w:t xml:space="preserve">黑到深灰渐变</w:t>
-            </w:r>
-          </w:p>
-        </w:tc>
-        <w:tc>
-          <w:tcPr>
-            <w:tcW w:type="dxa" w:w="2100"/>
-          </w:tcPr>
-          <w:p>
-            <w:pPr>
-              <w:spacing w:after="60" w:before="60"/>
-            </w:pPr>
-            <w:r>
-              <w:rPr>
-                <w:rFonts w:ascii="Microsoft YaHei" w:cs="Microsoft YaHei" w:eastAsia="Microsoft YaHei" w:hAnsi="Microsoft YaHei"/>
-                <w:b w:val="false"/>
-                <w:bCs w:val="false"/>
-                <w:sz w:val="18"/>
-                <w:szCs w:val="18"/>
-              </w:rPr>
-              <w:t xml:space="preserve">无道具，只一条亮台面边</w:t>
-            </w:r>
-          </w:p>
-        </w:tc>
-        <w:tc>
-          <w:tcPr>
-            <w:tcW w:type="dxa" w:w="1400"/>
-          </w:tcPr>
-          <w:p>
-            <w:pPr>
-              <w:spacing w:after="60" w:before="60"/>
-            </w:pPr>
-            <w:r>
-              <w:rPr>
-                <w:rFonts w:ascii="Microsoft YaHei" w:cs="Microsoft YaHei" w:eastAsia="Microsoft YaHei" w:hAnsi="Microsoft YaHei"/>
-                <w:b w:val="false"/>
-                <w:bCs w:val="false"/>
-                <w:sz w:val="18"/>
-                <w:szCs w:val="18"/>
-              </w:rPr>
-              <w:t xml:space="preserve">单灯，强侧逆光</w:t>
-            </w:r>
-          </w:p>
-        </w:tc>
-        <w:tc>
-          <w:tcPr>
-            <w:tcW w:type="dxa" w:w="1306"/>
-          </w:tcPr>
-          <w:p>
-            <w:pPr>
-              <w:spacing w:after="60" w:before="60"/>
-            </w:pPr>
-            <w:r>
-              <w:rPr>
-                <w:rFonts w:ascii="Microsoft YaHei" w:cs="Microsoft YaHei" w:eastAsia="Microsoft YaHei" w:hAnsi="Microsoft YaHei"/>
-                <w:b w:val="false"/>
-                <w:bCs w:val="false"/>
-                <w:sz w:val="18"/>
-                <w:szCs w:val="18"/>
-              </w:rPr>
-              <w:t xml:space="preserve">单件主角，最戏剧</w:t>
+            <w:tcW w:type="dxa" w:w="2200"/>
+          </w:tcPr>
+          <w:p>
+            <w:pPr>
+              <w:spacing w:after="60" w:before="60"/>
+            </w:pPr>
+            <w:r>
+              <w:rPr>
+                <w:rFonts w:ascii="Microsoft YaHei" w:cs="Microsoft YaHei" w:eastAsia="Microsoft YaHei" w:hAnsi="Microsoft YaHei"/>
+                <w:b w:val="false"/>
+                <w:bCs w:val="false"/>
+                <w:sz w:val="18"/>
+                <w:szCs w:val="18"/>
+              </w:rPr>
+              <w:t xml:space="preserve">石球（灰、磨砂）</w:t>
+            </w:r>
+          </w:p>
+        </w:tc>
+        <w:tc>
+          <w:tcPr>
+            <w:tcW w:type="dxa" w:w="6826"/>
+          </w:tcPr>
+          <w:p>
+            <w:pPr>
+              <w:spacing w:after="60" w:before="60"/>
+            </w:pPr>
+            <w:r>
+              <w:rPr>
+                <w:rFonts w:ascii="Microsoft YaHei" w:cs="Microsoft YaHei" w:eastAsia="Microsoft YaHei" w:hAnsi="Microsoft YaHei"/>
+                <w:b w:val="false"/>
+                <w:bCs w:val="false"/>
+                <w:sz w:val="18"/>
+                <w:szCs w:val="18"/>
+              </w:rPr>
+              <w:t xml:space="preserve">出现四次。它是构图里的句号 —— 一个不反光的圆，让视线停下来</w:t>
             </w:r>
           </w:p>
         </w:tc>
@@ -1471,121 +1050,176 @@
         </w:trPr>
         <w:tc>
           <w:tcPr>
-            <w:tcW w:type="dxa" w:w="620"/>
-          </w:tcPr>
-          <w:p>
-            <w:pPr>
-              <w:spacing w:after="60" w:before="60"/>
-            </w:pPr>
-            <w:r>
-              <w:rPr>
-                <w:rFonts w:ascii="Microsoft YaHei" w:cs="Microsoft YaHei" w:eastAsia="Microsoft YaHei" w:hAnsi="Microsoft YaHei"/>
-                <w:b w:val="false"/>
-                <w:bCs w:val="false"/>
-                <w:sz w:val="18"/>
-                <w:szCs w:val="18"/>
-              </w:rPr>
-              <w:t xml:space="preserve">H</w:t>
-            </w:r>
-          </w:p>
-        </w:tc>
-        <w:tc>
-          <w:tcPr>
-            <w:tcW w:type="dxa" w:w="1500"/>
-          </w:tcPr>
-          <w:p>
-            <w:pPr>
-              <w:spacing w:after="60" w:before="60"/>
-            </w:pPr>
-            <w:r>
-              <w:rPr>
-                <w:rFonts w:ascii="Microsoft YaHei" w:cs="Microsoft YaHei" w:eastAsia="Microsoft YaHei" w:hAnsi="Microsoft YaHei"/>
-                <w:b w:val="false"/>
-                <w:bCs w:val="false"/>
-                <w:sz w:val="18"/>
-                <w:szCs w:val="18"/>
-              </w:rPr>
-              <w:t xml:space="preserve">装在门上</w:t>
-            </w:r>
-          </w:p>
-        </w:tc>
-        <w:tc>
-          <w:tcPr>
-            <w:tcW w:type="dxa" w:w="2100"/>
-          </w:tcPr>
-          <w:p>
-            <w:pPr>
-              <w:spacing w:after="60" w:before="60"/>
-            </w:pPr>
-            <w:r>
-              <w:rPr>
-                <w:rFonts w:ascii="Microsoft YaHei" w:cs="Microsoft YaHei" w:eastAsia="Microsoft YaHei" w:hAnsi="Microsoft YaHei"/>
-                <w:b w:val="false"/>
-                <w:bCs w:val="false"/>
-                <w:sz w:val="18"/>
-                <w:szCs w:val="18"/>
-              </w:rPr>
-              <w:t xml:space="preserve">整扇抹灰门扇</w:t>
-            </w:r>
-          </w:p>
-        </w:tc>
-        <w:tc>
-          <w:tcPr>
-            <w:tcW w:type="dxa" w:w="2100"/>
-          </w:tcPr>
-          <w:p>
-            <w:pPr>
-              <w:spacing w:after="60" w:before="60"/>
-            </w:pPr>
-            <w:r>
-              <w:rPr>
-                <w:rFonts w:ascii="Microsoft YaHei" w:cs="Microsoft YaHei" w:eastAsia="Microsoft YaHei" w:hAnsi="Microsoft YaHei"/>
-                <w:b w:val="false"/>
-                <w:bCs w:val="false"/>
-                <w:sz w:val="18"/>
-                <w:szCs w:val="18"/>
-              </w:rPr>
-              <w:t xml:space="preserve">无</w:t>
-            </w:r>
-          </w:p>
-        </w:tc>
-        <w:tc>
-          <w:tcPr>
-            <w:tcW w:type="dxa" w:w="1400"/>
-          </w:tcPr>
-          <w:p>
-            <w:pPr>
-              <w:spacing w:after="60" w:before="60"/>
-            </w:pPr>
-            <w:r>
-              <w:rPr>
-                <w:rFonts w:ascii="Microsoft YaHei" w:cs="Microsoft YaHei" w:eastAsia="Microsoft YaHei" w:hAnsi="Microsoft YaHei"/>
-                <w:b w:val="false"/>
-                <w:bCs w:val="false"/>
-                <w:sz w:val="18"/>
-                <w:szCs w:val="18"/>
-              </w:rPr>
-              <w:t xml:space="preserve">侧光掠过门面</w:t>
-            </w:r>
-          </w:p>
-        </w:tc>
-        <w:tc>
-          <w:tcPr>
-            <w:tcW w:type="dxa" w:w="1306"/>
-          </w:tcPr>
-          <w:p>
-            <w:pPr>
-              <w:spacing w:after="60" w:before="60"/>
-            </w:pPr>
-            <w:r>
-              <w:rPr>
-                <w:rFonts w:ascii="Microsoft YaHei" w:cs="Microsoft YaHei" w:eastAsia="Microsoft YaHei" w:hAnsi="Microsoft YaHei"/>
-                <w:b w:val="false"/>
-                <w:bCs w:val="false"/>
-                <w:sz w:val="18"/>
-                <w:szCs w:val="18"/>
-              </w:rPr>
-              <w:t xml:space="preserve">逃生器械、闭门器</w:t>
+            <w:tcW w:type="dxa" w:w="2200"/>
+          </w:tcPr>
+          <w:p>
+            <w:pPr>
+              <w:spacing w:after="60" w:before="60"/>
+            </w:pPr>
+            <w:r>
+              <w:rPr>
+                <w:rFonts w:ascii="Microsoft YaHei" w:cs="Microsoft YaHei" w:eastAsia="Microsoft YaHei" w:hAnsi="Microsoft YaHei"/>
+                <w:b w:val="false"/>
+                <w:bCs w:val="false"/>
+                <w:sz w:val="18"/>
+                <w:szCs w:val="18"/>
+              </w:rPr>
+              <w:t xml:space="preserve">原木墩 / 圆木</w:t>
+            </w:r>
+          </w:p>
+        </w:tc>
+        <w:tc>
+          <w:tcPr>
+            <w:tcW w:type="dxa" w:w="6826"/>
+          </w:tcPr>
+          <w:p>
+            <w:pPr>
+              <w:spacing w:after="60" w:before="60"/>
+            </w:pPr>
+            <w:r>
+              <w:rPr>
+                <w:rFonts w:ascii="Microsoft YaHei" w:cs="Microsoft YaHei" w:eastAsia="Microsoft YaHei" w:hAnsi="Microsoft YaHei"/>
+                <w:b w:val="false"/>
+                <w:bCs w:val="false"/>
+                <w:sz w:val="18"/>
+                <w:szCs w:val="18"/>
+              </w:rPr>
+              <w:t xml:space="preserve">有机、吸光、不跟金属抢光</w:t>
+            </w:r>
+          </w:p>
+        </w:tc>
+      </w:tr>
+      <w:tr>
+        <w:trPr>
+          <w:tblHeader w:val="false"/>
+        </w:trPr>
+        <w:tc>
+          <w:tcPr>
+            <w:tcW w:type="dxa" w:w="2200"/>
+          </w:tcPr>
+          <w:p>
+            <w:pPr>
+              <w:spacing w:after="60" w:before="60"/>
+            </w:pPr>
+            <w:r>
+              <w:rPr>
+                <w:rFonts w:ascii="Microsoft YaHei" w:cs="Microsoft YaHei" w:eastAsia="Microsoft YaHei" w:hAnsi="Microsoft YaHei"/>
+                <w:b w:val="false"/>
+                <w:bCs w:val="false"/>
+                <w:sz w:val="18"/>
+                <w:szCs w:val="18"/>
+              </w:rPr>
+              <w:t xml:space="preserve">陶器（带竖纹的白瓷）</w:t>
+            </w:r>
+          </w:p>
+        </w:tc>
+        <w:tc>
+          <w:tcPr>
+            <w:tcW w:type="dxa" w:w="6826"/>
+          </w:tcPr>
+          <w:p>
+            <w:pPr>
+              <w:spacing w:after="60" w:before="60"/>
+            </w:pPr>
+            <w:r>
+              <w:rPr>
+                <w:rFonts w:ascii="Microsoft YaHei" w:cs="Microsoft YaHei" w:eastAsia="Microsoft YaHei" w:hAnsi="Microsoft YaHei"/>
+                <w:b w:val="false"/>
+                <w:bCs w:val="false"/>
+                <w:sz w:val="18"/>
+                <w:szCs w:val="18"/>
+              </w:rPr>
+              <w:t xml:space="preserve">家居语境，又不具体到某个房间</w:t>
+            </w:r>
+          </w:p>
+        </w:tc>
+      </w:tr>
+      <w:tr>
+        <w:trPr>
+          <w:tblHeader w:val="false"/>
+        </w:trPr>
+        <w:tc>
+          <w:tcPr>
+            <w:tcW w:type="dxa" w:w="2200"/>
+          </w:tcPr>
+          <w:p>
+            <w:pPr>
+              <w:spacing w:after="60" w:before="60"/>
+            </w:pPr>
+            <w:r>
+              <w:rPr>
+                <w:rFonts w:ascii="Microsoft YaHei" w:cs="Microsoft YaHei" w:eastAsia="Microsoft YaHei" w:hAnsi="Microsoft YaHei"/>
+                <w:b w:val="false"/>
+                <w:bCs w:val="false"/>
+                <w:sz w:val="18"/>
+                <w:szCs w:val="18"/>
+              </w:rPr>
+              <w:t xml:space="preserve">木框 / 木板</w:t>
+            </w:r>
+          </w:p>
+        </w:tc>
+        <w:tc>
+          <w:tcPr>
+            <w:tcW w:type="dxa" w:w="6826"/>
+          </w:tcPr>
+          <w:p>
+            <w:pPr>
+              <w:spacing w:after="60" w:before="60"/>
+            </w:pPr>
+            <w:r>
+              <w:rPr>
+                <w:rFonts w:ascii="Microsoft YaHei" w:cs="Microsoft YaHei" w:eastAsia="Microsoft YaHei" w:hAnsi="Microsoft YaHei"/>
+                <w:b w:val="false"/>
+                <w:bCs w:val="false"/>
+                <w:sz w:val="18"/>
+                <w:szCs w:val="18"/>
+              </w:rPr>
+              <w:t xml:space="preserve">给一条硬直线，让斜倚有依靠</w:t>
+            </w:r>
+          </w:p>
+        </w:tc>
+      </w:tr>
+      <w:tr>
+        <w:trPr>
+          <w:tblHeader w:val="false"/>
+        </w:trPr>
+        <w:tc>
+          <w:tcPr>
+            <w:tcW w:type="dxa" w:w="2200"/>
+          </w:tcPr>
+          <w:p>
+            <w:pPr>
+              <w:spacing w:after="60" w:before="60"/>
+            </w:pPr>
+            <w:r>
+              <w:rPr>
+                <w:rFonts w:ascii="Microsoft YaHei" w:cs="Microsoft YaHei" w:eastAsia="Microsoft YaHei" w:hAnsi="Microsoft YaHei"/>
+                <w:b w:val="false"/>
+                <w:bCs w:val="false"/>
+                <w:sz w:val="18"/>
+                <w:szCs w:val="18"/>
+              </w:rPr>
+              <w:t xml:space="preserve">垂坠布 / 皮革</w:t>
+            </w:r>
+          </w:p>
+        </w:tc>
+        <w:tc>
+          <w:tcPr>
+            <w:tcW w:type="dxa" w:w="6826"/>
+          </w:tcPr>
+          <w:p>
+            <w:pPr>
+              <w:spacing w:after="60" w:before="60"/>
+            </w:pPr>
+            <w:r>
+              <w:rPr>
+                <w:rFonts w:ascii="Microsoft YaHei" w:cs="Microsoft YaHei" w:eastAsia="Microsoft YaHei" w:hAnsi="Microsoft YaHei"/>
+                <w:b w:val="false"/>
+                <w:bCs w:val="false"/>
+                <w:sz w:val="18"/>
+                <w:szCs w:val="18"/>
+              </w:rPr>
+              <w:t xml:space="preserve">唯一会「动」的道具，用来软化全是直角的画面</w:t>
             </w:r>
           </w:p>
         </w:tc>
@@ -1602,7 +1236,367 @@
           <w:b/>
           <w:bCs/>
         </w:rPr>
-        <w:t xml:space="preserve">三条从新跨页里读出来的规律</w:t>
+        <w:t xml:space="preserve">色调：四套，不要混</w:t>
+      </w:r>
+    </w:p>
+    <w:tbl>
+      <w:tblPr>
+        <w:tblW w:type="dxa" w:w="9026"/>
+        <w:tblBorders>
+          <w:top w:val="single" w:color="auto" w:sz="4"/>
+          <w:left w:val="single" w:color="auto" w:sz="4"/>
+          <w:bottom w:val="single" w:color="auto" w:sz="4"/>
+          <w:right w:val="single" w:color="auto" w:sz="4"/>
+          <w:insideH w:val="single" w:color="auto" w:sz="4"/>
+          <w:insideV w:val="single" w:color="auto" w:sz="4"/>
+        </w:tblBorders>
+      </w:tblPr>
+      <w:tblGrid>
+        <w:gridCol w:w="1600"/>
+        <w:gridCol w:w="3400"/>
+        <w:gridCol w:w="4026"/>
+      </w:tblGrid>
+      <w:tr>
+        <w:trPr>
+          <w:tblHeader/>
+        </w:trPr>
+        <w:tc>
+          <w:tcPr>
+            <w:tcW w:type="dxa" w:w="1600"/>
+            <w:shd w:fill="EFEFEF" w:val="clear"/>
+          </w:tcPr>
+          <w:p>
+            <w:pPr>
+              <w:spacing w:after="60" w:before="60"/>
+            </w:pPr>
+            <w:r>
+              <w:rPr>
+                <w:rFonts w:ascii="Microsoft YaHei" w:cs="Microsoft YaHei" w:eastAsia="Microsoft YaHei" w:hAnsi="Microsoft YaHei"/>
+                <w:b/>
+                <w:bCs/>
+                <w:sz w:val="18"/>
+                <w:szCs w:val="18"/>
+              </w:rPr>
+              <w:t xml:space="preserve"/>
+            </w:r>
+          </w:p>
+        </w:tc>
+        <w:tc>
+          <w:tcPr>
+            <w:tcW w:type="dxa" w:w="3400"/>
+            <w:shd w:fill="EFEFEF" w:val="clear"/>
+          </w:tcPr>
+          <w:p>
+            <w:pPr>
+              <w:spacing w:after="60" w:before="60"/>
+            </w:pPr>
+            <w:r>
+              <w:rPr>
+                <w:rFonts w:ascii="Microsoft YaHei" w:cs="Microsoft YaHei" w:eastAsia="Microsoft YaHei" w:hAnsi="Microsoft YaHei"/>
+                <w:b/>
+                <w:bCs/>
+                <w:sz w:val="18"/>
+                <w:szCs w:val="18"/>
+              </w:rPr>
+              <w:t xml:space="preserve">构成</w:t>
+            </w:r>
+          </w:p>
+        </w:tc>
+        <w:tc>
+          <w:tcPr>
+            <w:tcW w:type="dxa" w:w="4026"/>
+            <w:shd w:fill="EFEFEF" w:val="clear"/>
+          </w:tcPr>
+          <w:p>
+            <w:pPr>
+              <w:spacing w:after="60" w:before="60"/>
+            </w:pPr>
+            <w:r>
+              <w:rPr>
+                <w:rFonts w:ascii="Microsoft YaHei" w:cs="Microsoft YaHei" w:eastAsia="Microsoft YaHei" w:hAnsi="Microsoft YaHei"/>
+                <w:b/>
+                <w:bCs/>
+                <w:sz w:val="18"/>
+                <w:szCs w:val="18"/>
+              </w:rPr>
+              <w:t xml:space="preserve">用在哪</w:t>
+            </w:r>
+          </w:p>
+        </w:tc>
+      </w:tr>
+      <w:tr>
+        <w:trPr>
+          <w:tblHeader w:val="false"/>
+        </w:trPr>
+        <w:tc>
+          <w:tcPr>
+            <w:tcW w:type="dxa" w:w="1600"/>
+          </w:tcPr>
+          <w:p>
+            <w:pPr>
+              <w:spacing w:after="60" w:before="60"/>
+            </w:pPr>
+            <w:r>
+              <w:rPr>
+                <w:rFonts w:ascii="Microsoft YaHei" w:cs="Microsoft YaHei" w:eastAsia="Microsoft YaHei" w:hAnsi="Microsoft YaHei"/>
+                <w:b w:val="false"/>
+                <w:bCs w:val="false"/>
+                <w:sz w:val="18"/>
+                <w:szCs w:val="18"/>
+              </w:rPr>
+              <w:t xml:space="preserve">冷灰</w:t>
+            </w:r>
+          </w:p>
+        </w:tc>
+        <w:tc>
+          <w:tcPr>
+            <w:tcW w:type="dxa" w:w="3400"/>
+          </w:tcPr>
+          <w:p>
+            <w:pPr>
+              <w:spacing w:after="60" w:before="60"/>
+            </w:pPr>
+            <w:r>
+              <w:rPr>
+                <w:rFonts w:ascii="Microsoft YaHei" w:cs="Microsoft YaHei" w:eastAsia="Microsoft YaHei" w:hAnsi="Microsoft YaHei"/>
+                <w:b w:val="false"/>
+                <w:bCs w:val="false"/>
+                <w:sz w:val="18"/>
+                <w:szCs w:val="18"/>
+              </w:rPr>
+              <w:t xml:space="preserve">L* 85–92 中性灰 + 深灰石板</w:t>
+            </w:r>
+          </w:p>
+        </w:tc>
+        <w:tc>
+          <w:tcPr>
+            <w:tcW w:type="dxa" w:w="4026"/>
+          </w:tcPr>
+          <w:p>
+            <w:pPr>
+              <w:spacing w:after="60" w:before="60"/>
+            </w:pPr>
+            <w:r>
+              <w:rPr>
+                <w:rFonts w:ascii="Microsoft YaHei" w:cs="Microsoft YaHei" w:eastAsia="Microsoft YaHei" w:hAnsi="Microsoft YaHei"/>
+                <w:b w:val="false"/>
+                <w:bCs w:val="false"/>
+                <w:sz w:val="18"/>
+                <w:szCs w:val="18"/>
+              </w:rPr>
+              <w:t xml:space="preserve">最常用，最安全</w:t>
+            </w:r>
+          </w:p>
+        </w:tc>
+      </w:tr>
+      <w:tr>
+        <w:trPr>
+          <w:tblHeader w:val="false"/>
+        </w:trPr>
+        <w:tc>
+          <w:tcPr>
+            <w:tcW w:type="dxa" w:w="1600"/>
+          </w:tcPr>
+          <w:p>
+            <w:pPr>
+              <w:spacing w:after="60" w:before="60"/>
+            </w:pPr>
+            <w:r>
+              <w:rPr>
+                <w:rFonts w:ascii="Microsoft YaHei" w:cs="Microsoft YaHei" w:eastAsia="Microsoft YaHei" w:hAnsi="Microsoft YaHei"/>
+                <w:b w:val="false"/>
+                <w:bCs w:val="false"/>
+                <w:sz w:val="18"/>
+                <w:szCs w:val="18"/>
+              </w:rPr>
+              <w:t xml:space="preserve">暖裸</w:t>
+            </w:r>
+          </w:p>
+        </w:tc>
+        <w:tc>
+          <w:tcPr>
+            <w:tcW w:type="dxa" w:w="3400"/>
+          </w:tcPr>
+          <w:p>
+            <w:pPr>
+              <w:spacing w:after="60" w:before="60"/>
+            </w:pPr>
+            <w:r>
+              <w:rPr>
+                <w:rFonts w:ascii="Microsoft YaHei" w:cs="Microsoft YaHei" w:eastAsia="Microsoft YaHei" w:hAnsi="Microsoft YaHei"/>
+                <w:b w:val="false"/>
+                <w:bCs w:val="false"/>
+                <w:sz w:val="18"/>
+                <w:szCs w:val="18"/>
+              </w:rPr>
+              <w:t xml:space="preserve">米色 / 驼 / 裸粉 L* 75–85</w:t>
+            </w:r>
+          </w:p>
+        </w:tc>
+        <w:tc>
+          <w:tcPr>
+            <w:tcW w:type="dxa" w:w="4026"/>
+          </w:tcPr>
+          <w:p>
+            <w:pPr>
+              <w:spacing w:after="60" w:before="60"/>
+            </w:pPr>
+            <w:r>
+              <w:rPr>
+                <w:rFonts w:ascii="Microsoft YaHei" w:cs="Microsoft YaHei" w:eastAsia="Microsoft YaHei" w:hAnsi="Microsoft YaHei"/>
+                <w:b w:val="false"/>
+                <w:bCs w:val="false"/>
+                <w:sz w:val="18"/>
+                <w:szCs w:val="18"/>
+              </w:rPr>
+              <w:t xml:space="preserve">配皮革、黄铜、玫瑰金</w:t>
+            </w:r>
+          </w:p>
+        </w:tc>
+      </w:tr>
+      <w:tr>
+        <w:trPr>
+          <w:tblHeader w:val="false"/>
+        </w:trPr>
+        <w:tc>
+          <w:tcPr>
+            <w:tcW w:type="dxa" w:w="1600"/>
+          </w:tcPr>
+          <w:p>
+            <w:pPr>
+              <w:spacing w:after="60" w:before="60"/>
+            </w:pPr>
+            <w:r>
+              <w:rPr>
+                <w:rFonts w:ascii="Microsoft YaHei" w:cs="Microsoft YaHei" w:eastAsia="Microsoft YaHei" w:hAnsi="Microsoft YaHei"/>
+                <w:b w:val="false"/>
+                <w:bCs w:val="false"/>
+                <w:sz w:val="18"/>
+                <w:szCs w:val="18"/>
+              </w:rPr>
+              <w:t xml:space="preserve">暗场</w:t>
+            </w:r>
+          </w:p>
+        </w:tc>
+        <w:tc>
+          <w:tcPr>
+            <w:tcW w:type="dxa" w:w="3400"/>
+          </w:tcPr>
+          <w:p>
+            <w:pPr>
+              <w:spacing w:after="60" w:before="60"/>
+            </w:pPr>
+            <w:r>
+              <w:rPr>
+                <w:rFonts w:ascii="Microsoft YaHei" w:cs="Microsoft YaHei" w:eastAsia="Microsoft YaHei" w:hAnsi="Microsoft YaHei"/>
+                <w:b w:val="false"/>
+                <w:bCs w:val="false"/>
+                <w:sz w:val="18"/>
+                <w:szCs w:val="18"/>
+              </w:rPr>
+              <w:t xml:space="preserve">黑到深灰渐变 + 一条亮台面边</w:t>
+            </w:r>
+          </w:p>
+        </w:tc>
+        <w:tc>
+          <w:tcPr>
+            <w:tcW w:type="dxa" w:w="4026"/>
+          </w:tcPr>
+          <w:p>
+            <w:pPr>
+              <w:spacing w:after="60" w:before="60"/>
+            </w:pPr>
+            <w:r>
+              <w:rPr>
+                <w:rFonts w:ascii="Microsoft YaHei" w:cs="Microsoft YaHei" w:eastAsia="Microsoft YaHei" w:hAnsi="Microsoft YaHei"/>
+                <w:b w:val="false"/>
+                <w:bCs w:val="false"/>
+                <w:sz w:val="18"/>
+                <w:szCs w:val="18"/>
+              </w:rPr>
+              <w:t xml:space="preserve">单件主角，最戏剧</w:t>
+            </w:r>
+          </w:p>
+        </w:tc>
+      </w:tr>
+      <w:tr>
+        <w:trPr>
+          <w:tblHeader w:val="false"/>
+        </w:trPr>
+        <w:tc>
+          <w:tcPr>
+            <w:tcW w:type="dxa" w:w="1600"/>
+          </w:tcPr>
+          <w:p>
+            <w:pPr>
+              <w:spacing w:after="60" w:before="60"/>
+            </w:pPr>
+            <w:r>
+              <w:rPr>
+                <w:rFonts w:ascii="Microsoft YaHei" w:cs="Microsoft YaHei" w:eastAsia="Microsoft YaHei" w:hAnsi="Microsoft YaHei"/>
+                <w:b w:val="false"/>
+                <w:bCs w:val="false"/>
+                <w:sz w:val="18"/>
+                <w:szCs w:val="18"/>
+              </w:rPr>
+              <w:t xml:space="preserve">粉彩</w:t>
+            </w:r>
+          </w:p>
+        </w:tc>
+        <w:tc>
+          <w:tcPr>
+            <w:tcW w:type="dxa" w:w="3400"/>
+          </w:tcPr>
+          <w:p>
+            <w:pPr>
+              <w:spacing w:after="60" w:before="60"/>
+            </w:pPr>
+            <w:r>
+              <w:rPr>
+                <w:rFonts w:ascii="Microsoft YaHei" w:cs="Microsoft YaHei" w:eastAsia="Microsoft YaHei" w:hAnsi="Microsoft YaHei"/>
+                <w:b w:val="false"/>
+                <w:bCs w:val="false"/>
+                <w:sz w:val="18"/>
+                <w:szCs w:val="18"/>
+              </w:rPr>
+              <w:t xml:space="preserve">薄荷绿 / 冰蓝 / 豆绿</w:t>
+            </w:r>
+          </w:p>
+        </w:tc>
+        <w:tc>
+          <w:tcPr>
+            <w:tcW w:type="dxa" w:w="4026"/>
+          </w:tcPr>
+          <w:p>
+            <w:pPr>
+              <w:spacing w:after="60" w:before="60"/>
+            </w:pPr>
+            <w:r>
+              <w:rPr>
+                <w:rFonts w:ascii="Microsoft YaHei" w:cs="Microsoft YaHei" w:eastAsia="Microsoft YaHei" w:hAnsi="Microsoft YaHei"/>
+                <w:b w:val="false"/>
+                <w:bCs w:val="false"/>
+                <w:sz w:val="18"/>
+                <w:szCs w:val="18"/>
+              </w:rPr>
+              <w:t xml:space="preserve">极少用，且只做背景面</w:t>
+            </w:r>
+          </w:p>
+        </w:tc>
+      </w:tr>
+    </w:tbl>
+    <w:p>
+      <w:pPr>
+        <w:pStyle w:val="Heading2"/>
+        <w:spacing w:after="140" w:before="280"/>
+      </w:pPr>
+      <w:r>
+        <w:rPr>
+          <w:rFonts w:ascii="Microsoft YaHei" w:cs="Microsoft YaHei" w:eastAsia="Microsoft YaHei" w:hAnsi="Microsoft YaHei"/>
+          <w:b/>
+          <w:bCs/>
+        </w:rPr>
+        <w:t xml:space="preserve">五条贯穿所有跨页的铁律</w:t>
       </w:r>
     </w:p>
     <w:p>
@@ -1620,7 +1614,7 @@
           <w:sz w:val="20"/>
           <w:szCs w:val="20"/>
         </w:rPr>
-        <w:t xml:space="preserve">道具永远比产品「软」。树枝、布、木头、纸都是吸光的、有机的、不反射的，它们不跟金属抢高光。唯一例外是罗纹玻璃，而那一张里玻璃是背景不是道具。</w:t>
+        <w:t xml:space="preserve">道具永远比产品「软」。木、布、纸、陶、磨砂石都是吸光的。唯一例外是罗纹玻璃，而那张里玻璃是背景不是道具。</w:t>
       </w:r>
     </w:p>
     <w:p>
@@ -1638,7 +1632,7 @@
           <w:sz w:val="20"/>
           <w:szCs w:val="20"/>
         </w:rPr>
-        <w:t xml:space="preserve">渐变背景是靠光打出来的，不是刷出来的。黑场那张背景从左上深灰滑到右下纯黑、台面边缘一条窄亮线 —— 那是一盏灯加一块黑卡，不是 Photoshop 渐变。这条决定它看不看得出是照片。</w:t>
+        <w:t xml:space="preserve">渐变是打光打出来的，不是刷出来的。暗场那几张背景从一角滑到纯黑、台面留一条窄亮线 —— 一盏灯加一块黑卡。这条决定它看不看得出是照片。</w:t>
       </w:r>
     </w:p>
     <w:p>
@@ -1656,7 +1650,56 @@
           <w:sz w:val="20"/>
           <w:szCs w:val="20"/>
         </w:rPr>
-        <w:t xml:space="preserve">书堆那张我们不能照抄：凯理用的是 Kinfolk 和 National Geographic 的真实封面，那是别家的商标和版权封面出现在我们的产品图里。要做 D 场景就用无字书脊或素色书壳。这是整份参考里唯一一处不能直接学的东西。</w:t>
+        <w:t xml:space="preserve">颜色只能是产品。二十多张里只有两张有真彩色：一只红执手、一组粉彩背景板。红的那张背景是灰绿，粉彩那张产品是金属色。两者不会同时上颜色。</w:t>
+      </w:r>
+    </w:p>
+    <w:p>
+      <w:pPr>
+        <w:pStyle w:val="ListParagraph"/>
+        <w:numPr>
+          <w:ilvl w:val="0"/>
+          <w:numId w:val="2"/>
+        </w:numPr>
+        <w:spacing w:after="80"/>
+      </w:pPr>
+      <w:r>
+        <w:rPr>
+          <w:rFonts w:ascii="Microsoft YaHei" w:cs="Microsoft YaHei" w:eastAsia="Microsoft YaHei" w:hAnsi="Microsoft YaHei"/>
+          <w:sz w:val="20"/>
+          <w:szCs w:val="20"/>
+        </w:rPr>
+        <w:t xml:space="preserve">永远斜置或斜倚，从不正面平摆、从不居中。一立一躺是最常见的一对。</w:t>
+      </w:r>
+    </w:p>
+    <w:p>
+      <w:pPr>
+        <w:pStyle w:val="ListParagraph"/>
+        <w:numPr>
+          <w:ilvl w:val="0"/>
+          <w:numId w:val="2"/>
+        </w:numPr>
+        <w:spacing w:after="80"/>
+      </w:pPr>
+      <w:r>
+        <w:rPr>
+          <w:rFonts w:ascii="Microsoft YaHei" w:cs="Microsoft YaHei" w:eastAsia="Microsoft YaHei" w:hAnsi="Microsoft YaHei"/>
+          <w:sz w:val="20"/>
+          <w:szCs w:val="20"/>
+        </w:rPr>
+        <w:t xml:space="preserve">一道影子，方向一致，长度约为主体高度的 1.5–2 倍，边缘柔到看不见转折。</w:t>
+      </w:r>
+    </w:p>
+    <w:p>
+      <w:pPr>
+        <w:spacing w:after="120"/>
+      </w:pPr>
+      <w:r>
+        <w:rPr>
+          <w:rFonts w:ascii="Microsoft YaHei" w:cs="Microsoft YaHei" w:eastAsia="Microsoft YaHei" w:hAnsi="Microsoft YaHei"/>
+          <w:b/>
+          <w:bCs/>
+        </w:rPr>
+        <w:t xml:space="preserve">⚠ 一处不能学：书堆那张用的是 Kinfolk 与 National Geographic 的真实封面 —— 别家的商标和版权封面出现在我们的产品图里。要做那种构图就用无字书脊或素色书壳。这是全部参考里唯一一处不能直接学的。</w:t>
       </w:r>
     </w:p>
     <w:p>
@@ -1697,7 +1740,7 @@
           <w:b/>
           <w:bCs/>
         </w:rPr>
-        <w:t xml:space="preserve">九个跨页全都在做同一件事：同一个形状，两个或三个表面，放在一起。深的吃光，浅的反光；一只立，一只躺。</w:t>
+        <w:t xml:space="preserve">二十多个跨页全都在做同一件事：同一个形状，两个或三个表面，放在一起。深的吃光，浅的反光；一只立，一只躺。</w:t>
       </w:r>
     </w:p>
     <w:p>
@@ -2920,7 +2963,7 @@
                 <w:sz w:val="18"/>
                 <w:szCs w:val="18"/>
               </w:rPr>
-              <w:t xml:space="preserve">A 石板 · D 书堆 · G 黑场</w:t>
+              <w:t xml:space="preserve">石板地面 · 冷灰 / 暗场</w:t>
             </w:r>
           </w:p>
         </w:tc>
@@ -3045,7 +3088,7 @@
                 <w:sz w:val="18"/>
                 <w:szCs w:val="18"/>
               </w:rPr>
-              <w:t xml:space="preserve">E 木框 · F 混凝土＋原木</w:t>
+              <w:t xml:space="preserve">木框 / 原木 · 冷灰</w:t>
             </w:r>
           </w:p>
         </w:tc>
@@ -3170,7 +3213,7 @@
                 <w:sz w:val="18"/>
                 <w:szCs w:val="18"/>
               </w:rPr>
-              <w:t xml:space="preserve">A 石板 · D 书堆 · G 黑场</w:t>
+              <w:t xml:space="preserve">石板地面 · 冷灰 / 暗场</w:t>
             </w:r>
           </w:p>
         </w:tc>
@@ -3295,7 +3338,7 @@
                 <w:sz w:val="18"/>
                 <w:szCs w:val="18"/>
               </w:rPr>
-              <w:t xml:space="preserve">E 木框 · F 混凝土＋原木</w:t>
+              <w:t xml:space="preserve">木框 / 原木 · 冷灰</w:t>
             </w:r>
           </w:p>
         </w:tc>
@@ -3420,7 +3463,7 @@
                 <w:sz w:val="18"/>
                 <w:szCs w:val="18"/>
               </w:rPr>
-              <w:t xml:space="preserve">A 石板 · C 罗纹玻璃</w:t>
+              <w:t xml:space="preserve">石板 / 罗纹板 · 冷灰</w:t>
             </w:r>
           </w:p>
         </w:tc>
@@ -3545,7 +3588,7 @@
                 <w:sz w:val="18"/>
                 <w:szCs w:val="18"/>
               </w:rPr>
-              <w:t xml:space="preserve">B 布面 · F 混凝土＋原木</w:t>
+              <w:t xml:space="preserve">皮革 / 布 · 暖裸（小件散置）</w:t>
             </w:r>
           </w:p>
         </w:tc>
@@ -3670,7 +3713,7 @@
                 <w:sz w:val="18"/>
                 <w:szCs w:val="18"/>
               </w:rPr>
-              <w:t xml:space="preserve">B 布面 · F 混凝土＋原木</w:t>
+              <w:t xml:space="preserve">皮革 / 布 · 暖裸（小件散置）</w:t>
             </w:r>
           </w:p>
         </w:tc>
@@ -3795,7 +3838,7 @@
                 <w:sz w:val="18"/>
                 <w:szCs w:val="18"/>
               </w:rPr>
-              <w:t xml:space="preserve">B 布面 · F 混凝土＋原木</w:t>
+              <w:t xml:space="preserve">皮革 / 布 · 暖裸（小件散置）</w:t>
             </w:r>
           </w:p>
         </w:tc>
@@ -3920,7 +3963,7 @@
                 <w:sz w:val="18"/>
                 <w:szCs w:val="18"/>
               </w:rPr>
-              <w:t xml:space="preserve">A 石板 · D 书堆 · G 黑场</w:t>
+              <w:t xml:space="preserve">石板地面 · 冷灰 / 暗场</w:t>
             </w:r>
           </w:p>
         </w:tc>
@@ -4045,7 +4088,7 @@
                 <w:sz w:val="18"/>
                 <w:szCs w:val="18"/>
               </w:rPr>
-              <w:t xml:space="preserve">A 石板 · D 书堆 · E 木框</w:t>
+              <w:t xml:space="preserve">石板 / 木框 · 冷灰</w:t>
             </w:r>
           </w:p>
         </w:tc>
@@ -4170,7 +4213,7 @@
                 <w:sz w:val="18"/>
                 <w:szCs w:val="18"/>
               </w:rPr>
-              <w:t xml:space="preserve">A 石板 · D 书堆 · G 黑场</w:t>
+              <w:t xml:space="preserve">石板地面 · 冷灰 / 暗场</w:t>
             </w:r>
           </w:p>
         </w:tc>
@@ -4295,7 +4338,7 @@
                 <w:sz w:val="18"/>
                 <w:szCs w:val="18"/>
               </w:rPr>
-              <w:t xml:space="preserve">B 布面 · F 混凝土＋原木</w:t>
+              <w:t xml:space="preserve">皮革 / 布 · 暖裸（小件散置）</w:t>
             </w:r>
           </w:p>
         </w:tc>
@@ -4420,7 +4463,7 @@
                 <w:sz w:val="18"/>
                 <w:szCs w:val="18"/>
               </w:rPr>
-              <w:t xml:space="preserve">A 石板 · E 木框</w:t>
+              <w:t xml:space="preserve">石板 / 木框 · 冷灰</w:t>
             </w:r>
           </w:p>
         </w:tc>
@@ -4545,7 +4588,7 @@
                 <w:sz w:val="18"/>
                 <w:szCs w:val="18"/>
               </w:rPr>
-              <w:t xml:space="preserve">A 石板 · E 木框</w:t>
+              <w:t xml:space="preserve">石板 / 木框 · 冷灰</w:t>
             </w:r>
           </w:p>
         </w:tc>
@@ -4670,7 +4713,7 @@
                 <w:sz w:val="18"/>
                 <w:szCs w:val="18"/>
               </w:rPr>
-              <w:t xml:space="preserve">A 石板 · D 书堆</w:t>
+              <w:t xml:space="preserve">石板地面 · 冷灰</w:t>
             </w:r>
           </w:p>
         </w:tc>
@@ -4712,7 +4755,7 @@
         <w:rPr>
           <w:rFonts w:ascii="Microsoft YaHei" w:cs="Microsoft YaHei" w:eastAsia="Microsoft YaHei" w:hAnsi="Microsoft YaHei"/>
         </w:rPr>
-        <w:t xml:space="preserve">308、316 这些逃生器械的询盘是全店最高的，所以特别要说明为什么不在上面：1050mm 的推杠不会摆在石板上跟树枝合影，它是建筑不是物件。它们要的是 H 场景，装在门上的实景 —— 那得工厂拍，不是台面合成。</w:t>
+        <w:t xml:space="preserve">308、316 这些逃生器械的询盘是全店最高的，所以特别要说明为什么不在上面：1050mm 的推杠不会摆在石板上跟树枝合影，它是建筑不是物件。它们要的是装在门上的实景 —— 那得工厂拍，不是台面合成。</w:t>
       </w:r>
     </w:p>
     <w:p>
